--- a/docs/documentos/04 Ingeniería de requisitos y actores.docx
+++ b/docs/documentos/04 Ingeniería de requisitos y actores.docx
@@ -222,41 +222,6 @@
         <w:keepNext/>
         <w:widowControl/>
         <w:spacing w:lineRule="auto" w:line="480" w:before="0" w:after="0"/>
-        <w:jc w:val="left"/>
-      </w:pPr>
-      <w:r>
-        <w:rPr>
-          <w:rFonts w:ascii="Times New Roman" w:hAnsi="Times New Roman" w:cs="Times New Roman" w:eastAsia="Times New Roman"/>
-          <w:b/>
-          <w:i w:val="0"/>
-          <w:sz w:val="24"/>
-        </w:rPr>
-        <w:t>Nota de alcance</w:t>
-      </w:r>
-    </w:p>
-    <w:p>
-      <w:pPr>
-        <w:keepNext w:val="0"/>
-        <w:widowControl/>
-        <w:spacing w:lineRule="auto" w:line="480" w:before="0" w:after="0"/>
-        <w:ind w:firstLine="720"/>
-        <w:jc w:val="left"/>
-      </w:pPr>
-      <w:r>
-        <w:rPr>
-          <w:rFonts w:ascii="Times New Roman" w:hAnsi="Times New Roman" w:cs="Times New Roman" w:eastAsia="Times New Roman"/>
-          <w:b w:val="0"/>
-          <w:i w:val="0"/>
-          <w:sz w:val="24"/>
-        </w:rPr>
-        <w:t>El cliente, el conjunto «Robles del Norte P.H.» y todas las cifras de este documento son ficticios: no hubo entrevistas ni observaciones con personas reales. Lo que se dice del cliente es una hipótesis de trabajo. El equipo usó Claude (Anthropic) como apoyo; las decisiones y la revisión final son del equipo y del docente.</w:t>
-      </w:r>
-    </w:p>
-    <w:p>
-      <w:pPr>
-        <w:keepNext/>
-        <w:widowControl/>
-        <w:spacing w:lineRule="auto" w:line="480" w:before="0" w:after="0"/>
         <w:jc w:val="center"/>
       </w:pPr>
       <w:r>
@@ -284,7 +249,7 @@
           <w:i w:val="0"/>
           <w:sz w:val="24"/>
         </w:rPr>
-        <w:t>Este documento reúne los actores, las necesidades y los requisitos del sistema C.I.S.P.P.H. Sigue la estructura de la norma ISO/IEC/IEEE 29148 en lo esencial: cada requisito tiene identificador único, declaración verificable, prioridad, criterio de verificación y trazabilidad hacia necesidades, historias de usuario y casos de uso (ISO/IEC/IEEE, 2018). Como el cliente es ficticio, las necesidades son hipótesis de trabajo derivadas del caso y de la bibliografía, y no resultados de un levantamiento real.</w:t>
+        <w:t>Este documento reúne los actores, las necesidades y los requisitos del sistema C.I.S.P.P.H. Sigue la estructura de la norma ISO/IEC/IEEE 29148 en lo esencial: cada requisito tiene identificador único, declaración verificable, prioridad, criterio de verificación y trazabilidad hacia necesidades, historias de usuario y casos de uso (ISO/IEC/IEEE, 2018). Las necesidades son hipótesis de trabajo derivadas del caso y de la bibliografía, pendientes de validación con la administración.</w:t>
       </w:r>
     </w:p>
     <w:p>
@@ -998,7 +963,7 @@
           <w:i w:val="0"/>
           <w:sz w:val="20"/>
         </w:rPr>
-        <w:t>Elaboración propia a partir del caso ficticio del cliente.</w:t>
+        <w:t>Elaboración propia a partir del caso del cliente.</w:t>
       </w:r>
     </w:p>
     <w:p>
@@ -1576,7 +1541,7 @@
           <w:i w:val="0"/>
           <w:sz w:val="20"/>
         </w:rPr>
-        <w:t>Hipótesis de trabajo; ninguna está validada con usuarios reales.</w:t>
+        <w:t>Hipótesis de trabajo; ninguna está validada con usuarios.</w:t>
       </w:r>
     </w:p>
     <w:p>
@@ -6323,7 +6288,7 @@
           <w:i w:val="0"/>
           <w:sz w:val="24"/>
         </w:rPr>
-        <w:t>No hay reglas de negocio aprobadas, porque el caso es ficticio. Quedan por definir, y cualquier valor que se adopte es una decisión del equipo con el docente: qué datos se exigen al visitante, si se verifica una autorización antes del ingreso, cómo se asignan los parqueaderos y cómo se tratan los casos sin cupo.</w:t>
+        <w:t>Las reglas de negocio siguientes están pendientes de aprobación, y cualquier valor que se adopte es una decisión del equipo con el docente: qué datos se exigen al visitante, si se verifica una autorización antes del ingreso, cómo se asignan los parqueaderos y cómo se tratan los casos sin cupo.</w:t>
       </w:r>
     </w:p>
     <w:p>
@@ -6358,7 +6323,7 @@
           <w:i w:val="0"/>
           <w:sz w:val="24"/>
         </w:rPr>
-        <w:t>Los requisitos están en estado Propuesto y requieren validación del docente. La verificación se hará sobre el simulador y el prototipo, no sobre un entorno real. Por ello, ningún criterio de verificación debe leerse como ya cumplido.</w:t>
+        <w:t>Los requisitos están en estado Propuesto y requieren validación del docente. La verificación se hará sobre el simulador y el prototipo, no sobre un entorno en operación. Por ello, ningún criterio de verificación debe leerse como ya cumplido.</w:t>
       </w:r>
     </w:p>
     <w:p>
